--- a/TG Joao Camargo RV18.docx
+++ b/TG Joao Camargo RV18.docx
@@ -1770,7 +1770,15 @@
         <w:rPr>
           <w:rFonts w:ascii="Arial" w:hAnsi="Arial" w:cs="Arial"/>
         </w:rPr>
-        <w:t xml:space="preserve"> é a etapa responsável por aplicar as regras de decisão do sistema, geralmente estruturadas no formato “SE… ENTÃO…”, combinando os val</w:t>
+        <w:t xml:space="preserve"> é a etapa responsável por aplicar as regras de decisão do sistema, geralmente estruturadas no formato “SE… ENTÃO…”, combinando os </w:t>
+      </w:r>
+      <w:bookmarkStart w:id="0" w:name="_GoBack"/>
+      <w:bookmarkEnd w:id="0"/>
+      <w:r>
+        <w:rPr>
+          <w:rFonts w:ascii="Arial" w:hAnsi="Arial" w:cs="Arial"/>
+        </w:rPr>
+        <w:t>val</w:t>
       </w:r>
       <w:r>
         <w:rPr>
@@ -1835,19 +1843,11 @@
         </w:rPr>
         <w:fldChar w:fldCharType="separate"/>
       </w:r>
-      <w:bookmarkStart w:id="0" w:name="_GoBack"/>
-      <w:r>
-        <w:rPr>
-          <w:rFonts w:ascii="Arial" w:hAnsi="Arial" w:cs="Arial"/>
-        </w:rPr>
-        <w:t>Figur</w:t>
-      </w:r>
-      <w:bookmarkEnd w:id="0"/>
-      <w:r>
-        <w:rPr>
-          <w:rFonts w:ascii="Arial" w:hAnsi="Arial" w:cs="Arial"/>
-        </w:rPr>
-        <w:t>a 01</w:t>
+      <w:r>
+        <w:rPr>
+          <w:rFonts w:ascii="Arial" w:hAnsi="Arial" w:cs="Arial"/>
+        </w:rPr>
+        <w:t>Figura 01</w:t>
       </w:r>
       <w:r>
         <w:rPr>
@@ -22118,7 +22118,7 @@
 </file>
 
 <file path=customXml/itemProps4.xml><?xml version="1.0" encoding="utf-8"?>
-<ds:datastoreItem xmlns:ds="http://schemas.openxmlformats.org/officeDocument/2006/customXml" ds:itemID="{0382475C-8C05-4FF5-A7EE-ECA51CB8A995}">
+<ds:datastoreItem xmlns:ds="http://schemas.openxmlformats.org/officeDocument/2006/customXml" ds:itemID="{B8463B1A-5FDF-42E6-AA9D-1FB5C48F4B03}">
   <ds:schemaRefs>
     <ds:schemaRef ds:uri="http://schemas.openxmlformats.org/officeDocument/2006/bibliography"/>
   </ds:schemaRefs>
